--- a/lab6_iot_report.docx
+++ b/lab6_iot_report.docx
@@ -1734,7 +1734,7 @@
       <w:r>
         <w:drawing>
           <wp:inline xmlns:a="http://schemas.openxmlformats.org/drawingml/2006/main" xmlns:pic="http://schemas.openxmlformats.org/drawingml/2006/picture">
-            <wp:extent cx="4320000" cy="4985779"/>
+            <wp:extent cx="4320000" cy="4928155"/>
             <wp:docPr id="1" name="Picture 1"/>
             <wp:cNvGraphicFramePr>
               <a:graphicFrameLocks noChangeAspect="1"/>
@@ -1755,7 +1755,7 @@
                   <pic:spPr>
                     <a:xfrm>
                       <a:off x="0" y="0"/>
-                      <a:ext cx="4320000" cy="4985779"/>
+                      <a:ext cx="4320000" cy="4928155"/>
                     </a:xfrm>
                     <a:prstGeom prst="rect"/>
                   </pic:spPr>
@@ -1807,7 +1807,7 @@
       <w:r>
         <w:drawing>
           <wp:inline xmlns:a="http://schemas.openxmlformats.org/drawingml/2006/main" xmlns:pic="http://schemas.openxmlformats.org/drawingml/2006/picture">
-            <wp:extent cx="4680000" cy="2970783"/>
+            <wp:extent cx="4680000" cy="3178783"/>
             <wp:docPr id="2" name="Picture 2"/>
             <wp:cNvGraphicFramePr>
               <a:graphicFrameLocks noChangeAspect="1"/>
@@ -1828,7 +1828,7 @@
                   <pic:spPr>
                     <a:xfrm>
                       <a:off x="0" y="0"/>
-                      <a:ext cx="4680000" cy="2970783"/>
+                      <a:ext cx="4680000" cy="3178783"/>
                     </a:xfrm>
                     <a:prstGeom prst="rect"/>
                   </pic:spPr>
@@ -1880,7 +1880,7 @@
       <w:r>
         <w:drawing>
           <wp:inline xmlns:a="http://schemas.openxmlformats.org/drawingml/2006/main" xmlns:pic="http://schemas.openxmlformats.org/drawingml/2006/picture">
-            <wp:extent cx="5040000" cy="2790075"/>
+            <wp:extent cx="5040000" cy="2985722"/>
             <wp:docPr id="3" name="Picture 3"/>
             <wp:cNvGraphicFramePr>
               <a:graphicFrameLocks noChangeAspect="1"/>
@@ -1901,7 +1901,7 @@
                   <pic:spPr>
                     <a:xfrm>
                       <a:off x="0" y="0"/>
-                      <a:ext cx="5040000" cy="2790075"/>
+                      <a:ext cx="5040000" cy="2985722"/>
                     </a:xfrm>
                     <a:prstGeom prst="rect"/>
                   </pic:spPr>
